--- a/output/000001/000001_Q4_2025_业绩更新报告_中文版.docx
+++ b/output/000001/000001_Q4_2025_业绩更新报告_中文版.docx
@@ -1466,7 +1466,7 @@
       <w:r>
         <w:drawing>
           <wp:inline xmlns:a="http://schemas.openxmlformats.org/drawingml/2006/main" xmlns:pic="http://schemas.openxmlformats.org/drawingml/2006/picture">
-            <wp:extent cx="5029200" cy="3267240"/>
+            <wp:extent cx="5029200" cy="3264644"/>
             <wp:docPr id="1" name="Picture 1"/>
             <wp:cNvGraphicFramePr>
               <a:graphicFrameLocks noChangeAspect="1"/>
@@ -1487,7 +1487,7 @@
                   <pic:spPr>
                     <a:xfrm>
                       <a:off x="0" y="0"/>
-                      <a:ext cx="5029200" cy="3267240"/>
+                      <a:ext cx="5029200" cy="3264644"/>
                     </a:xfrm>
                     <a:prstGeom prst="rect"/>
                   </pic:spPr>
@@ -1587,7 +1587,7 @@
       <w:r>
         <w:drawing>
           <wp:inline xmlns:a="http://schemas.openxmlformats.org/drawingml/2006/main" xmlns:pic="http://schemas.openxmlformats.org/drawingml/2006/picture">
-            <wp:extent cx="5486400" cy="3557689"/>
+            <wp:extent cx="5486400" cy="3545191"/>
             <wp:docPr id="2" name="Picture 2"/>
             <wp:cNvGraphicFramePr>
               <a:graphicFrameLocks noChangeAspect="1"/>
@@ -1608,7 +1608,7 @@
                   <pic:spPr>
                     <a:xfrm>
                       <a:off x="0" y="0"/>
-                      <a:ext cx="5486400" cy="3557689"/>
+                      <a:ext cx="5486400" cy="3545191"/>
                     </a:xfrm>
                     <a:prstGeom prst="rect"/>
                   </pic:spPr>
@@ -1641,7 +1641,7 @@
       <w:r>
         <w:drawing>
           <wp:inline xmlns:a="http://schemas.openxmlformats.org/drawingml/2006/main" xmlns:pic="http://schemas.openxmlformats.org/drawingml/2006/picture">
-            <wp:extent cx="5029200" cy="3381704"/>
+            <wp:extent cx="5029200" cy="3365067"/>
             <wp:docPr id="3" name="Picture 3"/>
             <wp:cNvGraphicFramePr>
               <a:graphicFrameLocks noChangeAspect="1"/>
@@ -1662,7 +1662,7 @@
                   <pic:spPr>
                     <a:xfrm>
                       <a:off x="0" y="0"/>
-                      <a:ext cx="5029200" cy="3381704"/>
+                      <a:ext cx="5029200" cy="3365067"/>
                     </a:xfrm>
                     <a:prstGeom prst="rect"/>
                   </pic:spPr>
@@ -1737,7 +1737,7 @@
       <w:r>
         <w:drawing>
           <wp:inline xmlns:a="http://schemas.openxmlformats.org/drawingml/2006/main" xmlns:pic="http://schemas.openxmlformats.org/drawingml/2006/picture">
-            <wp:extent cx="5486400" cy="3557689"/>
+            <wp:extent cx="5486400" cy="3549515"/>
             <wp:docPr id="4" name="Picture 4"/>
             <wp:cNvGraphicFramePr>
               <a:graphicFrameLocks noChangeAspect="1"/>
@@ -1758,7 +1758,7 @@
                   <pic:spPr>
                     <a:xfrm>
                       <a:off x="0" y="0"/>
-                      <a:ext cx="5486400" cy="3557689"/>
+                      <a:ext cx="5486400" cy="3549515"/>
                     </a:xfrm>
                     <a:prstGeom prst="rect"/>
                   </pic:spPr>
@@ -1858,7 +1858,7 @@
       <w:r>
         <w:drawing>
           <wp:inline xmlns:a="http://schemas.openxmlformats.org/drawingml/2006/main" xmlns:pic="http://schemas.openxmlformats.org/drawingml/2006/picture">
-            <wp:extent cx="5029200" cy="3307294"/>
+            <wp:extent cx="5029200" cy="3314800"/>
             <wp:docPr id="5" name="Picture 5"/>
             <wp:cNvGraphicFramePr>
               <a:graphicFrameLocks noChangeAspect="1"/>
@@ -1879,7 +1879,7 @@
                   <pic:spPr>
                     <a:xfrm>
                       <a:off x="0" y="0"/>
-                      <a:ext cx="5029200" cy="3307294"/>
+                      <a:ext cx="5029200" cy="3314800"/>
                     </a:xfrm>
                     <a:prstGeom prst="rect"/>
                   </pic:spPr>
@@ -1954,7 +1954,7 @@
       <w:r>
         <w:drawing>
           <wp:inline xmlns:a="http://schemas.openxmlformats.org/drawingml/2006/main" xmlns:pic="http://schemas.openxmlformats.org/drawingml/2006/picture">
-            <wp:extent cx="5029200" cy="3395643"/>
+            <wp:extent cx="5029200" cy="3366485"/>
             <wp:docPr id="6" name="Picture 6"/>
             <wp:cNvGraphicFramePr>
               <a:graphicFrameLocks noChangeAspect="1"/>
@@ -1975,7 +1975,7 @@
                   <pic:spPr>
                     <a:xfrm>
                       <a:off x="0" y="0"/>
-                      <a:ext cx="5029200" cy="3395643"/>
+                      <a:ext cx="5029200" cy="3366485"/>
                     </a:xfrm>
                     <a:prstGeom prst="rect"/>
                   </pic:spPr>
@@ -2036,7 +2036,7 @@
       <w:r>
         <w:drawing>
           <wp:inline xmlns:a="http://schemas.openxmlformats.org/drawingml/2006/main" xmlns:pic="http://schemas.openxmlformats.org/drawingml/2006/picture">
-            <wp:extent cx="4572000" cy="3362950"/>
+            <wp:extent cx="4572000" cy="3368842"/>
             <wp:docPr id="7" name="Picture 7"/>
             <wp:cNvGraphicFramePr>
               <a:graphicFrameLocks noChangeAspect="1"/>
@@ -2057,7 +2057,7 @@
                   <pic:spPr>
                     <a:xfrm>
                       <a:off x="0" y="0"/>
-                      <a:ext cx="4572000" cy="3362950"/>
+                      <a:ext cx="4572000" cy="3368842"/>
                     </a:xfrm>
                     <a:prstGeom prst="rect"/>
                   </pic:spPr>
@@ -3457,7 +3457,7 @@
       <w:r>
         <w:drawing>
           <wp:inline xmlns:a="http://schemas.openxmlformats.org/drawingml/2006/main" xmlns:pic="http://schemas.openxmlformats.org/drawingml/2006/picture">
-            <wp:extent cx="5029200" cy="3395643"/>
+            <wp:extent cx="5029200" cy="3371990"/>
             <wp:docPr id="8" name="Picture 8"/>
             <wp:cNvGraphicFramePr>
               <a:graphicFrameLocks noChangeAspect="1"/>
@@ -3478,7 +3478,7 @@
                   <pic:spPr>
                     <a:xfrm>
                       <a:off x="0" y="0"/>
-                      <a:ext cx="5029200" cy="3395643"/>
+                      <a:ext cx="5029200" cy="3371990"/>
                     </a:xfrm>
                     <a:prstGeom prst="rect"/>
                   </pic:spPr>
@@ -5043,7 +5043,7 @@
       <w:r>
         <w:drawing>
           <wp:inline xmlns:a="http://schemas.openxmlformats.org/drawingml/2006/main" xmlns:pic="http://schemas.openxmlformats.org/drawingml/2006/picture">
-            <wp:extent cx="5486400" cy="3378446"/>
+            <wp:extent cx="5486400" cy="3362241"/>
             <wp:docPr id="9" name="Picture 9"/>
             <wp:cNvGraphicFramePr>
               <a:graphicFrameLocks noChangeAspect="1"/>
@@ -5064,7 +5064,7 @@
                   <pic:spPr>
                     <a:xfrm>
                       <a:off x="0" y="0"/>
-                      <a:ext cx="5486400" cy="3378446"/>
+                      <a:ext cx="5486400" cy="3362241"/>
                     </a:xfrm>
                     <a:prstGeom prst="rect"/>
                   </pic:spPr>
@@ -5097,7 +5097,7 @@
       <w:r>
         <w:drawing>
           <wp:inline xmlns:a="http://schemas.openxmlformats.org/drawingml/2006/main" xmlns:pic="http://schemas.openxmlformats.org/drawingml/2006/picture">
-            <wp:extent cx="5486400" cy="3378467"/>
+            <wp:extent cx="5486400" cy="3359857"/>
             <wp:docPr id="10" name="Picture 10"/>
             <wp:cNvGraphicFramePr>
               <a:graphicFrameLocks noChangeAspect="1"/>
@@ -5118,7 +5118,7 @@
                   <pic:spPr>
                     <a:xfrm>
                       <a:off x="0" y="0"/>
-                      <a:ext cx="5486400" cy="3378467"/>
+                      <a:ext cx="5486400" cy="3359857"/>
                     </a:xfrm>
                     <a:prstGeom prst="rect"/>
                   </pic:spPr>
